--- a/Documentation/SubDraft/Technical Process Draft.docx
+++ b/Documentation/SubDraft/Technical Process Draft.docx
@@ -2,6 +2,14 @@
 <file path=word/document.xml><?xml version="1.0" encoding="utf-8"?>
 <w:document xmlns:wpc="http://schemas.microsoft.com/office/word/2010/wordprocessingCanvas" xmlns:cx="http://schemas.microsoft.com/office/drawing/2014/chartex" xmlns:cx1="http://schemas.microsoft.com/office/drawing/2015/9/8/chartex" xmlns:cx2="http://schemas.microsoft.com/office/drawing/2015/10/21/chartex" xmlns:cx3="http://schemas.microsoft.com/office/drawing/2016/5/9/chartex" xmlns:cx4="http://schemas.microsoft.com/office/drawing/2016/5/10/chartex" xmlns:cx5="http://schemas.microsoft.com/office/drawing/2016/5/11/chartex" xmlns:cx6="http://schemas.microsoft.com/office/drawing/2016/5/12/chartex" xmlns:cx7="http://schemas.microsoft.com/office/drawing/2016/5/13/chartex" xmlns:cx8="http://schemas.microsoft.com/office/drawing/2016/5/14/chartex" xmlns:mc="http://schemas.openxmlformats.org/markup-compatibility/2006" xmlns:aink="http://schemas.microsoft.com/office/drawing/2016/ink" xmlns:am3d="http://schemas.microsoft.com/office/drawing/2017/model3d" xmlns:o="urn:schemas-microsoft-com:office:office" xmlns:oel="http://schemas.microsoft.com/office/2019/extlst" xmlns:r="http://schemas.openxmlformats.org/officeDocument/2006/relationships" xmlns:m="http://schemas.openxmlformats.org/officeDocument/2006/math" xmlns:v="urn:schemas-microsoft-com:vml" xmlns:wp14="http://schemas.microsoft.com/office/word/2010/wordprocessingDrawing" xmlns:wp="http://schemas.openxmlformats.org/drawingml/2006/wordprocessingDrawing" xmlns:w10="urn:schemas-microsoft-com:office:word" xmlns:w="http://schemas.openxmlformats.org/wordprocessingml/2006/main" xmlns:w14="http://schemas.microsoft.com/office/word/2010/wordml" xmlns:w15="http://schemas.microsoft.com/office/word/2012/wordml" xmlns:w16cex="http://schemas.microsoft.com/office/word/2018/wordml/cex" xmlns:w16cid="http://schemas.microsoft.com/office/word/2016/wordml/cid" xmlns:w16="http://schemas.microsoft.com/office/word/2018/wordml" xmlns:w16du="http://schemas.microsoft.com/office/word/2023/wordml/word16du" xmlns:w16sdtdh="http://schemas.microsoft.com/office/word/2020/wordml/sdtdatahash" xmlns:w16sdtfl="http://schemas.microsoft.com/office/word/2024/wordml/sdtformatlock" xmlns:w16se="http://schemas.microsoft.com/office/word/2015/wordml/symex" xmlns:wpg="http://schemas.microsoft.com/office/word/2010/wordprocessingGroup" xmlns:wpi="http://schemas.microsoft.com/office/word/2010/wordprocessingInk" xmlns:wne="http://schemas.microsoft.com/office/word/2006/wordml" xmlns:wps="http://schemas.microsoft.com/office/word/2010/wordprocessingShape" mc:Ignorable="w14 w15 w16se w16cid w16 w16cex w16sdtdh w16sdtfl w16du wp14">
   <w:body>
+    <w:p>
+      <w:pPr>
+        <w:pStyle w:val="Heading1"/>
+      </w:pPr>
+      <w:r>
+        <w:t>Technical Progress</w:t>
+      </w:r>
+    </w:p>
     <w:p>
       <w:pPr>
         <w:pStyle w:val="Heading2"/>
@@ -864,10 +872,7 @@
         <w:fldChar w:fldCharType="end"/>
       </w:r>
       <w:r>
-        <w:t>.</w:t>
-      </w:r>
-      <w:r>
-        <w:t xml:space="preserve"> </w:t>
+        <w:t xml:space="preserve">. </w:t>
       </w:r>
       <w:r>
         <w:br w:type="page"/>
@@ -24362,10 +24367,7 @@
       </w:pPr>
       <w:r>
         <w:lastRenderedPageBreak/>
-        <w:t>Data</w:t>
-      </w:r>
-      <w:r>
-        <w:t xml:space="preserve"> Preprocessing</w:t>
+        <w:t>Data Preprocessing</w:t>
       </w:r>
     </w:p>
     <w:p>
@@ -24519,9 +24521,6 @@
     <w:p>
       <w:pPr>
         <w:pStyle w:val="Heading2"/>
-        <w:rPr>
-          <w:rFonts w:hint="eastAsia"/>
-        </w:rPr>
       </w:pPr>
       <w:r>
         <w:t>Model</w:t>
@@ -24591,10 +24590,7 @@
         <w:t>0.78 accuracy and 0.78 F1-score</w:t>
       </w:r>
       <w:r>
-        <w:t xml:space="preserve"> </w:t>
-      </w:r>
-      <w:r>
-        <w:t>without cross validation</w:t>
+        <w:t xml:space="preserve"> without cross validation</w:t>
       </w:r>
       <w:r>
         <w:t xml:space="preserve">. </w:t>
@@ -24630,10 +24626,7 @@
         <w:t>is detailed in</w:t>
       </w:r>
       <w:r>
-        <w:t xml:space="preserve"> plan of</w:t>
-      </w:r>
-      <w:r>
-        <w:t xml:space="preserve"> remaining works</w:t>
+        <w:t xml:space="preserve"> plan of remaining works</w:t>
       </w:r>
       <w:r>
         <w:rPr>
@@ -24643,6 +24636,538 @@
       </w:r>
       <w:r>
         <w:t>.</w:t>
+      </w:r>
+    </w:p>
+    <w:p>
+      <w:r>
+        <w:br w:type="page"/>
+      </w:r>
+    </w:p>
+    <w:p>
+      <w:pPr>
+        <w:pStyle w:val="Heading1"/>
+      </w:pPr>
+      <w:r>
+        <w:lastRenderedPageBreak/>
+        <w:t>Plan of Remaining Work</w:t>
+      </w:r>
+    </w:p>
+    <w:p>
+      <w:pPr>
+        <w:keepNext/>
+      </w:pPr>
+      <w:r>
+        <w:rPr>
+          <w:noProof/>
+        </w:rPr>
+        <w:drawing>
+          <wp:inline distT="0" distB="0" distL="0" distR="0" wp14:anchorId="68299CFB" wp14:editId="1F78444B">
+            <wp:extent cx="5731510" cy="2302510"/>
+            <wp:effectExtent l="0" t="0" r="2540" b="2540"/>
+            <wp:docPr id="430589636" name="Picture 1" descr="A screenshot of a computer&#10;&#10;AI-generated content may be incorrect."/>
+            <wp:cNvGraphicFramePr>
+              <a:graphicFrameLocks xmlns:a="http://schemas.openxmlformats.org/drawingml/2006/main" noChangeAspect="1"/>
+            </wp:cNvGraphicFramePr>
+            <a:graphic xmlns:a="http://schemas.openxmlformats.org/drawingml/2006/main">
+              <a:graphicData uri="http://schemas.openxmlformats.org/drawingml/2006/picture">
+                <pic:pic xmlns:pic="http://schemas.openxmlformats.org/drawingml/2006/picture">
+                  <pic:nvPicPr>
+                    <pic:cNvPr id="430589636" name="Picture 1" descr="A screenshot of a computer&#10;&#10;AI-generated content may be incorrect."/>
+                    <pic:cNvPicPr/>
+                  </pic:nvPicPr>
+                  <pic:blipFill>
+                    <a:blip r:embed="rId6">
+                      <a:extLst>
+                        <a:ext uri="{28A0092B-C50C-407E-A947-70E740481C1C}">
+                          <a14:useLocalDpi xmlns:a14="http://schemas.microsoft.com/office/drawing/2010/main" val="0"/>
+                        </a:ext>
+                      </a:extLst>
+                    </a:blip>
+                    <a:stretch>
+                      <a:fillRect/>
+                    </a:stretch>
+                  </pic:blipFill>
+                  <pic:spPr>
+                    <a:xfrm>
+                      <a:off x="0" y="0"/>
+                      <a:ext cx="5731510" cy="2302510"/>
+                    </a:xfrm>
+                    <a:prstGeom prst="rect">
+                      <a:avLst/>
+                    </a:prstGeom>
+                  </pic:spPr>
+                </pic:pic>
+              </a:graphicData>
+            </a:graphic>
+          </wp:inline>
+        </w:drawing>
+      </w:r>
+    </w:p>
+    <w:p>
+      <w:pPr>
+        <w:pStyle w:val="Caption"/>
+        <w:rPr>
+          <w:rFonts w:ascii="Calibri" w:hAnsi="Calibri" w:cs="Calibri"/>
+          <w:sz w:val="24"/>
+          <w:szCs w:val="24"/>
+        </w:rPr>
+      </w:pPr>
+      <w:bookmarkStart w:id="3" w:name="_Ref217416590"/>
+      <w:r>
+        <w:rPr>
+          <w:rFonts w:ascii="Calibri" w:hAnsi="Calibri" w:cs="Calibri"/>
+          <w:sz w:val="24"/>
+          <w:szCs w:val="24"/>
+        </w:rPr>
+        <w:t xml:space="preserve">Figure </w:t>
+      </w:r>
+      <w:r>
+        <w:rPr>
+          <w:rFonts w:ascii="Calibri" w:hAnsi="Calibri" w:cs="Calibri"/>
+          <w:sz w:val="24"/>
+          <w:szCs w:val="24"/>
+        </w:rPr>
+        <w:fldChar w:fldCharType="begin"/>
+      </w:r>
+      <w:r>
+        <w:rPr>
+          <w:rFonts w:ascii="Calibri" w:hAnsi="Calibri" w:cs="Calibri"/>
+          <w:sz w:val="24"/>
+          <w:szCs w:val="24"/>
+        </w:rPr>
+        <w:instrText xml:space="preserve"> SEQ Figure \* ARABIC </w:instrText>
+      </w:r>
+      <w:r>
+        <w:rPr>
+          <w:rFonts w:ascii="Calibri" w:hAnsi="Calibri" w:cs="Calibri"/>
+          <w:sz w:val="24"/>
+          <w:szCs w:val="24"/>
+        </w:rPr>
+        <w:fldChar w:fldCharType="separate"/>
+      </w:r>
+      <w:r>
+        <w:rPr>
+          <w:rFonts w:ascii="Calibri" w:hAnsi="Calibri" w:cs="Calibri"/>
+          <w:noProof/>
+          <w:sz w:val="24"/>
+          <w:szCs w:val="24"/>
+        </w:rPr>
+        <w:t>1</w:t>
+      </w:r>
+      <w:r>
+        <w:rPr>
+          <w:rFonts w:ascii="Calibri" w:hAnsi="Calibri" w:cs="Calibri"/>
+          <w:sz w:val="24"/>
+          <w:szCs w:val="24"/>
+        </w:rPr>
+        <w:fldChar w:fldCharType="end"/>
+      </w:r>
+      <w:bookmarkEnd w:id="3"/>
+      <w:r>
+        <w:rPr>
+          <w:rFonts w:ascii="Calibri" w:hAnsi="Calibri" w:cs="Calibri"/>
+          <w:sz w:val="24"/>
+          <w:szCs w:val="24"/>
+        </w:rPr>
+        <w:t>. Gantt Chart of Semester 1</w:t>
+      </w:r>
+    </w:p>
+    <w:p>
+      <w:pPr>
+        <w:jc w:val="both"/>
+        <w:rPr>
+          <w:rFonts w:ascii="Calibri" w:hAnsi="Calibri" w:cs="Calibri"/>
+        </w:rPr>
+      </w:pPr>
+      <w:r>
+        <w:rPr>
+          <w:rFonts w:ascii="Calibri" w:hAnsi="Calibri" w:cs="Calibri"/>
+        </w:rPr>
+        <w:t>A</w:t>
+      </w:r>
+      <w:r>
+        <w:rPr>
+          <w:rFonts w:ascii="Calibri" w:hAnsi="Calibri" w:cs="Calibri"/>
+        </w:rPr>
+        <w:t>s shown in</w:t>
+      </w:r>
+      <w:r>
+        <w:rPr>
+          <w:rFonts w:ascii="Calibri" w:hAnsi="Calibri" w:cs="Calibri"/>
+        </w:rPr>
+        <w:t xml:space="preserve"> </w:t>
+      </w:r>
+      <w:r>
+        <w:rPr>
+          <w:rFonts w:ascii="Calibri" w:hAnsi="Calibri" w:cs="Calibri"/>
+        </w:rPr>
+        <w:fldChar w:fldCharType="begin"/>
+      </w:r>
+      <w:r>
+        <w:rPr>
+          <w:rFonts w:ascii="Calibri" w:hAnsi="Calibri" w:cs="Calibri"/>
+        </w:rPr>
+        <w:instrText xml:space="preserve"> REF _Ref217416590 \h </w:instrText>
+      </w:r>
+      <w:r>
+        <w:rPr>
+          <w:rFonts w:ascii="Calibri" w:hAnsi="Calibri" w:cs="Calibri"/>
+        </w:rPr>
+      </w:r>
+      <w:r>
+        <w:rPr>
+          <w:rFonts w:ascii="Calibri" w:hAnsi="Calibri" w:cs="Calibri"/>
+        </w:rPr>
+        <w:instrText xml:space="preserve"> \* MERGEFORMAT </w:instrText>
+      </w:r>
+      <w:r>
+        <w:rPr>
+          <w:rFonts w:ascii="Calibri" w:hAnsi="Calibri" w:cs="Calibri"/>
+        </w:rPr>
+        <w:fldChar w:fldCharType="separate"/>
+      </w:r>
+      <w:r>
+        <w:rPr>
+          <w:rFonts w:ascii="Calibri" w:hAnsi="Calibri" w:cs="Calibri"/>
+        </w:rPr>
+        <w:t xml:space="preserve">Figure </w:t>
+      </w:r>
+      <w:r>
+        <w:rPr>
+          <w:rFonts w:ascii="Calibri" w:hAnsi="Calibri" w:cs="Calibri"/>
+          <w:noProof/>
+        </w:rPr>
+        <w:t>1</w:t>
+      </w:r>
+      <w:r>
+        <w:rPr>
+          <w:rFonts w:ascii="Calibri" w:hAnsi="Calibri" w:cs="Calibri"/>
+        </w:rPr>
+        <w:fldChar w:fldCharType="end"/>
+      </w:r>
+      <w:r>
+        <w:rPr>
+          <w:rFonts w:ascii="Calibri" w:hAnsi="Calibri" w:cs="Calibri"/>
+        </w:rPr>
+        <w:t xml:space="preserve">, semester 1 </w:t>
+      </w:r>
+      <w:r>
+        <w:rPr>
+          <w:rFonts w:ascii="Calibri" w:hAnsi="Calibri" w:cs="Calibri"/>
+        </w:rPr>
+        <w:t>wa</w:t>
+      </w:r>
+      <w:r>
+        <w:rPr>
+          <w:rFonts w:ascii="Calibri" w:hAnsi="Calibri" w:cs="Calibri"/>
+        </w:rPr>
+        <w:t>s mainly go</w:t>
+      </w:r>
+      <w:r>
+        <w:rPr>
+          <w:rFonts w:ascii="Calibri" w:hAnsi="Calibri" w:cs="Calibri"/>
+        </w:rPr>
+        <w:t>ing</w:t>
+      </w:r>
+      <w:r>
+        <w:rPr>
+          <w:rFonts w:ascii="Calibri" w:hAnsi="Calibri" w:cs="Calibri"/>
+        </w:rPr>
+        <w:t xml:space="preserve"> through learning and research</w:t>
+      </w:r>
+      <w:r>
+        <w:rPr>
+          <w:rFonts w:ascii="Calibri" w:hAnsi="Calibri" w:cs="Calibri"/>
+        </w:rPr>
+        <w:t>,</w:t>
+      </w:r>
+      <w:r>
+        <w:rPr>
+          <w:rFonts w:ascii="Calibri" w:hAnsi="Calibri" w:cs="Calibri"/>
+        </w:rPr>
+        <w:t xml:space="preserve"> </w:t>
+      </w:r>
+      <w:r>
+        <w:rPr>
+          <w:rFonts w:ascii="Calibri" w:hAnsi="Calibri" w:cs="Calibri"/>
+        </w:rPr>
+        <w:t>background research and literature review were done, while machine learning models</w:t>
+      </w:r>
+      <w:r>
+        <w:rPr>
+          <w:rFonts w:ascii="Calibri" w:hAnsi="Calibri" w:cs="Calibri"/>
+        </w:rPr>
+        <w:t xml:space="preserve"> </w:t>
+      </w:r>
+      <w:r>
+        <w:rPr>
+          <w:rFonts w:ascii="Calibri" w:hAnsi="Calibri" w:cs="Calibri"/>
+        </w:rPr>
+        <w:t xml:space="preserve">(Course Module) </w:t>
+      </w:r>
+      <w:r>
+        <w:rPr>
+          <w:rFonts w:ascii="Calibri" w:hAnsi="Calibri" w:cs="Calibri"/>
+        </w:rPr>
+        <w:t xml:space="preserve"> were learned at the same time. Meanwhile, </w:t>
+      </w:r>
+      <w:r>
+        <w:rPr>
+          <w:rFonts w:ascii="Calibri" w:hAnsi="Calibri" w:cs="Calibri"/>
+        </w:rPr>
+        <w:t xml:space="preserve">data preprocessing was performed, and </w:t>
+      </w:r>
+      <w:r>
+        <w:rPr>
+          <w:rFonts w:ascii="Calibri" w:hAnsi="Calibri" w:cs="Calibri"/>
+        </w:rPr>
+        <w:t xml:space="preserve">Extreme Learning Machine basics were studied </w:t>
+      </w:r>
+      <w:r>
+        <w:rPr>
+          <w:rFonts w:ascii="Calibri" w:hAnsi="Calibri" w:cs="Calibri"/>
+        </w:rPr>
+        <w:t>and</w:t>
+      </w:r>
+      <w:r>
+        <w:rPr>
+          <w:rFonts w:ascii="Calibri" w:hAnsi="Calibri" w:cs="Calibri"/>
+        </w:rPr>
+        <w:t xml:space="preserve"> implemented. The custom optimized model was </w:t>
+      </w:r>
+      <w:r>
+        <w:rPr>
+          <w:rFonts w:ascii="Calibri" w:hAnsi="Calibri" w:cs="Calibri"/>
+        </w:rPr>
+        <w:t xml:space="preserve">attempted </w:t>
+      </w:r>
+      <w:r>
+        <w:rPr>
+          <w:rFonts w:ascii="Calibri" w:hAnsi="Calibri" w:cs="Calibri"/>
+        </w:rPr>
+        <w:t>but still in early stages, while optimization techniques were still in learning progress.</w:t>
+      </w:r>
+    </w:p>
+    <w:p>
+      <w:pPr>
+        <w:keepNext/>
+      </w:pPr>
+      <w:r>
+        <w:rPr>
+          <w:noProof/>
+        </w:rPr>
+        <w:drawing>
+          <wp:inline distT="0" distB="0" distL="0" distR="0" wp14:anchorId="63E0B56E" wp14:editId="3E9D220A">
+            <wp:extent cx="5731510" cy="2302510"/>
+            <wp:effectExtent l="0" t="0" r="2540" b="2540"/>
+            <wp:docPr id="513486988" name="Picture 2" descr="A close-up of a calendar&#10;&#10;AI-generated content may be incorrect."/>
+            <wp:cNvGraphicFramePr>
+              <a:graphicFrameLocks xmlns:a="http://schemas.openxmlformats.org/drawingml/2006/main" noChangeAspect="1"/>
+            </wp:cNvGraphicFramePr>
+            <a:graphic xmlns:a="http://schemas.openxmlformats.org/drawingml/2006/main">
+              <a:graphicData uri="http://schemas.openxmlformats.org/drawingml/2006/picture">
+                <pic:pic xmlns:pic="http://schemas.openxmlformats.org/drawingml/2006/picture">
+                  <pic:nvPicPr>
+                    <pic:cNvPr id="513486988" name="Picture 2" descr="A close-up of a calendar&#10;&#10;AI-generated content may be incorrect."/>
+                    <pic:cNvPicPr/>
+                  </pic:nvPicPr>
+                  <pic:blipFill>
+                    <a:blip r:embed="rId7">
+                      <a:extLst>
+                        <a:ext uri="{28A0092B-C50C-407E-A947-70E740481C1C}">
+                          <a14:useLocalDpi xmlns:a14="http://schemas.microsoft.com/office/drawing/2010/main" val="0"/>
+                        </a:ext>
+                      </a:extLst>
+                    </a:blip>
+                    <a:stretch>
+                      <a:fillRect/>
+                    </a:stretch>
+                  </pic:blipFill>
+                  <pic:spPr>
+                    <a:xfrm>
+                      <a:off x="0" y="0"/>
+                      <a:ext cx="5731510" cy="2302510"/>
+                    </a:xfrm>
+                    <a:prstGeom prst="rect">
+                      <a:avLst/>
+                    </a:prstGeom>
+                  </pic:spPr>
+                </pic:pic>
+              </a:graphicData>
+            </a:graphic>
+          </wp:inline>
+        </w:drawing>
+      </w:r>
+    </w:p>
+    <w:p>
+      <w:pPr>
+        <w:pStyle w:val="Caption"/>
+      </w:pPr>
+      <w:bookmarkStart w:id="4" w:name="_Ref217417408"/>
+      <w:r>
+        <w:t xml:space="preserve">Figure </w:t>
+      </w:r>
+      <w:r>
+        <w:fldChar w:fldCharType="begin"/>
+      </w:r>
+      <w:r>
+        <w:instrText xml:space="preserve"> SEQ Figure \* ARABIC </w:instrText>
+      </w:r>
+      <w:r>
+        <w:fldChar w:fldCharType="separate"/>
+      </w:r>
+      <w:r>
+        <w:rPr>
+          <w:noProof/>
+        </w:rPr>
+        <w:t>2</w:t>
+      </w:r>
+      <w:r>
+        <w:fldChar w:fldCharType="end"/>
+      </w:r>
+      <w:bookmarkEnd w:id="4"/>
+      <w:r>
+        <w:t xml:space="preserve">. </w:t>
+      </w:r>
+      <w:r>
+        <w:t xml:space="preserve">Gantt Chart of Semester </w:t>
+      </w:r>
+      <w:r>
+        <w:t>2</w:t>
+      </w:r>
+    </w:p>
+    <w:p>
+      <w:pPr>
+        <w:jc w:val="both"/>
+      </w:pPr>
+      <w:r>
+        <w:t xml:space="preserve">The plan for remaining work will be two </w:t>
+      </w:r>
+      <w:r>
+        <w:t>parts</w:t>
+      </w:r>
+      <w:r>
+        <w:t xml:space="preserve">, the remaining weeks of </w:t>
+      </w:r>
+      <w:r>
+        <w:t>S</w:t>
+      </w:r>
+      <w:r>
+        <w:t>em 1</w:t>
+      </w:r>
+      <w:r>
+        <w:t xml:space="preserve"> and Sem 2. For the weeks remained in Sem 1, ELM will be studied in advanced by the buffer time, while learning of optimization techniques and </w:t>
+      </w:r>
+      <w:r>
+        <w:t xml:space="preserve">building of custom optimized model </w:t>
+      </w:r>
+      <w:r>
+        <w:t>will be continued. Sem 2 planned as</w:t>
+      </w:r>
+      <w:r>
+        <w:t xml:space="preserve"> shown in  </w:t>
+      </w:r>
+      <w:r>
+        <w:fldChar w:fldCharType="begin"/>
+      </w:r>
+      <w:r>
+        <w:instrText xml:space="preserve"> REF _Ref217417408 \h </w:instrText>
+      </w:r>
+      <w:r>
+        <w:instrText xml:space="preserve"> \* MERGEFORMAT </w:instrText>
+      </w:r>
+      <w:r>
+        <w:fldChar w:fldCharType="separate"/>
+      </w:r>
+      <w:r>
+        <w:t xml:space="preserve">Figure </w:t>
+      </w:r>
+      <w:r>
+        <w:rPr>
+          <w:noProof/>
+        </w:rPr>
+        <w:t>2</w:t>
+      </w:r>
+      <w:r>
+        <w:fldChar w:fldCharType="end"/>
+      </w:r>
+      <w:r>
+        <w:t xml:space="preserve">, </w:t>
+      </w:r>
+      <w:r>
+        <w:t xml:space="preserve">the </w:t>
+      </w:r>
+      <w:r>
+        <w:t xml:space="preserve">model building </w:t>
+      </w:r>
+      <w:r>
+        <w:t>will be continued</w:t>
+      </w:r>
+      <w:r>
+        <w:t xml:space="preserve"> if not finish</w:t>
+      </w:r>
+      <w:r>
+        <w:t xml:space="preserve">, as well as </w:t>
+      </w:r>
+      <w:r>
+        <w:t>the</w:t>
+      </w:r>
+      <w:r>
+        <w:t xml:space="preserve"> learning of optimization techniques.</w:t>
+      </w:r>
+      <w:r>
+        <w:t xml:space="preserve"> Final report writing will be started, along with t</w:t>
+      </w:r>
+      <w:r>
+        <w:t>unning, testing and optimization</w:t>
+      </w:r>
+      <w:r>
+        <w:t xml:space="preserve"> of model, </w:t>
+      </w:r>
+      <w:r>
+        <w:t>which may include</w:t>
+      </w:r>
+      <w:r>
+        <w:t xml:space="preserve"> inbuilt</w:t>
+      </w:r>
+      <w:r>
+        <w:t xml:space="preserve"> feature</w:t>
+      </w:r>
+      <w:r>
+        <w:t>s</w:t>
+      </w:r>
+      <w:r>
+        <w:t xml:space="preserve"> selection in the model, apply </w:t>
+      </w:r>
+      <w:r>
+        <w:t>metaheuristic algorithms such as ABC algorithm</w:t>
+      </w:r>
+      <w:r>
+        <w:t>.</w:t>
+      </w:r>
+      <w:r>
+        <w:t xml:space="preserve"> User interface will be built after model</w:t>
+      </w:r>
+      <w:r>
+        <w:t xml:space="preserve"> is completed</w:t>
+      </w:r>
+      <w:r>
+        <w:t xml:space="preserve"> </w:t>
+      </w:r>
+      <w:r>
+        <w:t>while</w:t>
+      </w:r>
+      <w:r>
+        <w:t xml:space="preserve"> poster</w:t>
+      </w:r>
+      <w:r>
+        <w:t xml:space="preserve"> will</w:t>
+      </w:r>
+      <w:r>
+        <w:t xml:space="preserve"> </w:t>
+      </w:r>
+      <w:r>
+        <w:t>be the last process.</w:t>
       </w:r>
     </w:p>
     <w:sectPr>
@@ -25823,6 +26348,13 @@
     <w:pitch w:val="variable"/>
     <w:sig w:usb0="E0002EFF" w:usb1="C000785B" w:usb2="00000009" w:usb3="00000000" w:csb0="000001FF" w:csb1="00000000"/>
   </w:font>
+  <w:font w:name="Calibri">
+    <w:panose1 w:val="020F0502020204030204"/>
+    <w:charset w:val="00"/>
+    <w:family w:val="swiss"/>
+    <w:pitch w:val="variable"/>
+    <w:sig w:usb0="E4002EFF" w:usb1="C200247B" w:usb2="00000009" w:usb3="00000000" w:csb0="000001FF" w:csb1="00000000"/>
+  </w:font>
 </w:fonts>
 </file>
 
@@ -25842,11 +26374,14 @@
   </w:compat>
   <w:rsids>
     <w:rsidRoot w:val="004C2962"/>
+    <w:rsid w:val="00220AC8"/>
     <w:rsid w:val="004C2962"/>
     <w:rsid w:val="005A53C8"/>
     <w:rsid w:val="005C586A"/>
     <w:rsid w:val="009412FD"/>
     <w:rsid w:val="00AB5369"/>
+    <w:rsid w:val="00C0468B"/>
+    <w:rsid w:val="00F246F2"/>
     <w:rsid w:val="00F72B71"/>
   </w:rsids>
   <m:mathPr>
